--- a/packages/fidelity-lab/fixtures/007-core-tables/.output/document.docx
+++ b/packages/fidelity-lab/fixtures/007-core-tables/.output/document.docx
@@ -47,6 +47,10 @@
               <w:jc w:val="left"/>
             </w:pPr>
             <w:r>
+              <w:rPr>
+                <w:b/>
+                <w:bCs/>
+              </w:rPr>
               <w:t xml:space="preserve">Name</w:t>
             </w:r>
           </w:p>
@@ -67,6 +71,10 @@
               <w:jc w:val="left"/>
             </w:pPr>
             <w:r>
+              <w:rPr>
+                <w:b/>
+                <w:bCs/>
+              </w:rPr>
               <w:t xml:space="preserve">Role</w:t>
             </w:r>
           </w:p>
@@ -87,6 +95,10 @@
               <w:jc w:val="left"/>
             </w:pPr>
             <w:r>
+              <w:rPr>
+                <w:b/>
+                <w:bCs/>
+              </w:rPr>
               <w:t xml:space="preserve">Team</w:t>
             </w:r>
           </w:p>
@@ -111,6 +123,10 @@
               <w:jc w:val="left"/>
             </w:pPr>
             <w:r>
+              <w:rPr>
+                <w:b w:val="false"/>
+                <w:bCs w:val="false"/>
+              </w:rPr>
               <w:t xml:space="preserve">Alice</w:t>
             </w:r>
           </w:p>
@@ -130,6 +146,10 @@
               <w:jc w:val="left"/>
             </w:pPr>
             <w:r>
+              <w:rPr>
+                <w:b w:val="false"/>
+                <w:bCs w:val="false"/>
+              </w:rPr>
               <w:t xml:space="preserve">Engineer</w:t>
             </w:r>
           </w:p>
@@ -149,6 +169,10 @@
               <w:jc w:val="left"/>
             </w:pPr>
             <w:r>
+              <w:rPr>
+                <w:b w:val="false"/>
+                <w:bCs w:val="false"/>
+              </w:rPr>
               <w:t xml:space="preserve">Platform</w:t>
             </w:r>
           </w:p>
@@ -173,6 +197,10 @@
               <w:jc w:val="left"/>
             </w:pPr>
             <w:r>
+              <w:rPr>
+                <w:b w:val="false"/>
+                <w:bCs w:val="false"/>
+              </w:rPr>
               <w:t xml:space="preserve">Bob</w:t>
             </w:r>
           </w:p>
@@ -192,6 +220,10 @@
               <w:jc w:val="left"/>
             </w:pPr>
             <w:r>
+              <w:rPr>
+                <w:b w:val="false"/>
+                <w:bCs w:val="false"/>
+              </w:rPr>
               <w:t xml:space="preserve">Designer</w:t>
             </w:r>
           </w:p>
@@ -211,6 +243,10 @@
               <w:jc w:val="left"/>
             </w:pPr>
             <w:r>
+              <w:rPr>
+                <w:b w:val="false"/>
+                <w:bCs w:val="false"/>
+              </w:rPr>
               <w:t xml:space="preserve">Product</w:t>
             </w:r>
           </w:p>
@@ -235,6 +271,10 @@
               <w:jc w:val="left"/>
             </w:pPr>
             <w:r>
+              <w:rPr>
+                <w:b w:val="false"/>
+                <w:bCs w:val="false"/>
+              </w:rPr>
               <w:t xml:space="preserve">Carol</w:t>
             </w:r>
           </w:p>
@@ -254,6 +294,10 @@
               <w:jc w:val="left"/>
             </w:pPr>
             <w:r>
+              <w:rPr>
+                <w:b w:val="false"/>
+                <w:bCs w:val="false"/>
+              </w:rPr>
               <w:t xml:space="preserve">Manager</w:t>
             </w:r>
           </w:p>
@@ -273,6 +317,10 @@
               <w:jc w:val="left"/>
             </w:pPr>
             <w:r>
+              <w:rPr>
+                <w:b w:val="false"/>
+                <w:bCs w:val="false"/>
+              </w:rPr>
               <w:t xml:space="preserve">Engineering</w:t>
             </w:r>
           </w:p>
@@ -324,6 +372,10 @@
               <w:jc w:val="left"/>
             </w:pPr>
             <w:r>
+              <w:rPr>
+                <w:b/>
+                <w:bCs/>
+              </w:rPr>
               <w:t xml:space="preserve">Left</w:t>
             </w:r>
           </w:p>
@@ -344,6 +396,10 @@
               <w:jc w:val="center"/>
             </w:pPr>
             <w:r>
+              <w:rPr>
+                <w:b/>
+                <w:bCs/>
+              </w:rPr>
               <w:t xml:space="preserve">Center</w:t>
             </w:r>
           </w:p>
@@ -364,6 +420,10 @@
               <w:jc w:val="right"/>
             </w:pPr>
             <w:r>
+              <w:rPr>
+                <w:b/>
+                <w:bCs/>
+              </w:rPr>
               <w:t xml:space="preserve">Right</w:t>
             </w:r>
           </w:p>
@@ -388,6 +448,10 @@
               <w:jc w:val="left"/>
             </w:pPr>
             <w:r>
+              <w:rPr>
+                <w:b w:val="false"/>
+                <w:bCs w:val="false"/>
+              </w:rPr>
               <w:t xml:space="preserve">L1</w:t>
             </w:r>
           </w:p>
@@ -407,6 +471,10 @@
               <w:jc w:val="center"/>
             </w:pPr>
             <w:r>
+              <w:rPr>
+                <w:b w:val="false"/>
+                <w:bCs w:val="false"/>
+              </w:rPr>
               <w:t xml:space="preserve">C1</w:t>
             </w:r>
           </w:p>
@@ -426,6 +494,10 @@
               <w:jc w:val="right"/>
             </w:pPr>
             <w:r>
+              <w:rPr>
+                <w:b w:val="false"/>
+                <w:bCs w:val="false"/>
+              </w:rPr>
               <w:t xml:space="preserve">R1</w:t>
             </w:r>
           </w:p>
@@ -450,6 +522,10 @@
               <w:jc w:val="left"/>
             </w:pPr>
             <w:r>
+              <w:rPr>
+                <w:b w:val="false"/>
+                <w:bCs w:val="false"/>
+              </w:rPr>
               <w:t xml:space="preserve">L2</w:t>
             </w:r>
           </w:p>
@@ -469,6 +545,10 @@
               <w:jc w:val="center"/>
             </w:pPr>
             <w:r>
+              <w:rPr>
+                <w:b w:val="false"/>
+                <w:bCs w:val="false"/>
+              </w:rPr>
               <w:t xml:space="preserve">C2</w:t>
             </w:r>
           </w:p>
@@ -488,6 +568,10 @@
               <w:jc w:val="right"/>
             </w:pPr>
             <w:r>
+              <w:rPr>
+                <w:b w:val="false"/>
+                <w:bCs w:val="false"/>
+              </w:rPr>
               <w:t xml:space="preserve">R2</w:t>
             </w:r>
           </w:p>
@@ -512,6 +596,10 @@
               <w:jc w:val="left"/>
             </w:pPr>
             <w:r>
+              <w:rPr>
+                <w:b w:val="false"/>
+                <w:bCs w:val="false"/>
+              </w:rPr>
               <w:t xml:space="preserve">L3</w:t>
             </w:r>
           </w:p>
@@ -531,6 +619,10 @@
               <w:jc w:val="center"/>
             </w:pPr>
             <w:r>
+              <w:rPr>
+                <w:b w:val="false"/>
+                <w:bCs w:val="false"/>
+              </w:rPr>
               <w:t xml:space="preserve">C3</w:t>
             </w:r>
           </w:p>
@@ -550,6 +642,10 @@
               <w:jc w:val="right"/>
             </w:pPr>
             <w:r>
+              <w:rPr>
+                <w:b w:val="false"/>
+                <w:bCs w:val="false"/>
+              </w:rPr>
               <w:t xml:space="preserve">R3</w:t>
             </w:r>
           </w:p>
@@ -601,6 +697,10 @@
               <w:jc w:val="left"/>
             </w:pPr>
             <w:r>
+              <w:rPr>
+                <w:b/>
+                <w:bCs/>
+              </w:rPr>
               <w:t xml:space="preserve">Feature</w:t>
             </w:r>
           </w:p>
@@ -621,6 +721,10 @@
               <w:jc w:val="left"/>
             </w:pPr>
             <w:r>
+              <w:rPr>
+                <w:b/>
+                <w:bCs/>
+              </w:rPr>
               <w:t xml:space="preserve">Status</w:t>
             </w:r>
           </w:p>
@@ -641,6 +745,10 @@
               <w:jc w:val="left"/>
             </w:pPr>
             <w:r>
+              <w:rPr>
+                <w:b/>
+                <w:bCs/>
+              </w:rPr>
               <w:t xml:space="preserve">Notes</w:t>
             </w:r>
           </w:p>
@@ -688,6 +796,10 @@
               <w:jc w:val="left"/>
             </w:pPr>
             <w:r>
+              <w:rPr>
+                <w:b w:val="false"/>
+                <w:bCs w:val="false"/>
+              </w:rPr>
               <w:t xml:space="preserve">✅ Done</w:t>
             </w:r>
           </w:p>
@@ -707,6 +819,10 @@
               <w:jc w:val="left"/>
             </w:pPr>
             <w:r>
+              <w:rPr>
+                <w:b w:val="false"/>
+                <w:bCs w:val="false"/>
+              </w:rPr>
               <w:t xml:space="preserve">Uses </w:t>
             </w:r>
             <w:r>
@@ -719,6 +835,10 @@
               <w:t xml:space="preserve">JWT</w:t>
             </w:r>
             <w:r>
+              <w:rPr>
+                <w:b w:val="false"/>
+                <w:bCs w:val="false"/>
+              </w:rPr>
               <w:t xml:space="preserve"> tokens</w:t>
             </w:r>
           </w:p>
@@ -744,6 +864,8 @@
             </w:pPr>
             <w:r>
               <w:rPr>
+                <w:b w:val="false"/>
+                <w:bCs w:val="false"/>
                 <w:i/>
                 <w:iCs/>
               </w:rPr>
@@ -766,6 +888,10 @@
               <w:jc w:val="left"/>
             </w:pPr>
             <w:r>
+              <w:rPr>
+                <w:b w:val="false"/>
+                <w:bCs w:val="false"/>
+              </w:rPr>
               <w:t xml:space="preserve">🔄 In Progress</w:t>
             </w:r>
           </w:p>
@@ -784,9 +910,11 @@
               <w:spacing w:before="40" w:after="40"/>
               <w:jc w:val="left"/>
             </w:pPr>
-            <w:hyperlink w:history="1" r:id="rIdom30bhl4ng4an_8rkj-wr">
+            <w:hyperlink w:history="1" r:id="rId9sm_aiuwhzm3zgrddlzzn">
               <w:r>
                 <w:rPr>
+                  <w:b w:val="false"/>
+                  <w:bCs w:val="false"/>
                   <w:u w:val="single"/>
                   <w:color w:val="2563EB"/>
                   <w:rStyle w:val="Hyperlink"/>
@@ -795,6 +923,10 @@
               </w:r>
             </w:hyperlink>
             <w:r>
+              <w:rPr>
+                <w:b w:val="false"/>
+                <w:bCs w:val="false"/>
+              </w:rPr>
               <w:t xml:space="preserve"> based</w:t>
             </w:r>
           </w:p>
@@ -820,6 +952,8 @@
             </w:pPr>
             <w:r>
               <w:rPr>
+                <w:b w:val="false"/>
+                <w:bCs w:val="false"/>
                 <w:strike/>
               </w:rPr>
               <w:t xml:space="preserve">Legacy Auth</w:t>
@@ -841,6 +975,10 @@
               <w:jc w:val="left"/>
             </w:pPr>
             <w:r>
+              <w:rPr>
+                <w:b w:val="false"/>
+                <w:bCs w:val="false"/>
+              </w:rPr>
               <w:t xml:space="preserve">❌ Removed</w:t>
             </w:r>
           </w:p>
@@ -860,6 +998,10 @@
               <w:jc w:val="left"/>
             </w:pPr>
             <w:r>
+              <w:rPr>
+                <w:b w:val="false"/>
+                <w:bCs w:val="false"/>
+              </w:rPr>
               <w:t xml:space="preserve">Deprecated in v2</w:t>
             </w:r>
           </w:p>
@@ -915,6 +1057,10 @@
               <w:jc w:val="left"/>
             </w:pPr>
             <w:r>
+              <w:rPr>
+                <w:b/>
+                <w:bCs/>
+              </w:rPr>
               <w:t xml:space="preserve">API</w:t>
             </w:r>
           </w:p>
@@ -935,6 +1081,10 @@
               <w:jc w:val="left"/>
             </w:pPr>
             <w:r>
+              <w:rPr>
+                <w:b/>
+                <w:bCs/>
+              </w:rPr>
               <w:t xml:space="preserve">Method</w:t>
             </w:r>
           </w:p>
@@ -955,6 +1105,10 @@
               <w:jc w:val="left"/>
             </w:pPr>
             <w:r>
+              <w:rPr>
+                <w:b/>
+                <w:bCs/>
+              </w:rPr>
               <w:t xml:space="preserve">Auth</w:t>
             </w:r>
           </w:p>
@@ -975,6 +1129,10 @@
               <w:jc w:val="left"/>
             </w:pPr>
             <w:r>
+              <w:rPr>
+                <w:b/>
+                <w:bCs/>
+              </w:rPr>
               <w:t xml:space="preserve">Rate Limit</w:t>
             </w:r>
           </w:p>
@@ -995,6 +1153,10 @@
               <w:jc w:val="left"/>
             </w:pPr>
             <w:r>
+              <w:rPr>
+                <w:b/>
+                <w:bCs/>
+              </w:rPr>
               <w:t xml:space="preserve">Cache</w:t>
             </w:r>
           </w:p>
@@ -1015,6 +1177,10 @@
               <w:jc w:val="left"/>
             </w:pPr>
             <w:r>
+              <w:rPr>
+                <w:b/>
+                <w:bCs/>
+              </w:rPr>
               <w:t xml:space="preserve">Response</w:t>
             </w:r>
           </w:p>
@@ -1035,6 +1201,10 @@
               <w:jc w:val="left"/>
             </w:pPr>
             <w:r>
+              <w:rPr>
+                <w:b/>
+                <w:bCs/>
+              </w:rPr>
               <w:t xml:space="preserve">Status</w:t>
             </w:r>
           </w:p>
@@ -1059,6 +1229,10 @@
               <w:jc w:val="left"/>
             </w:pPr>
             <w:r>
+              <w:rPr>
+                <w:b w:val="false"/>
+                <w:bCs w:val="false"/>
+              </w:rPr>
               <w:t xml:space="preserve">/users</w:t>
             </w:r>
           </w:p>
@@ -1078,6 +1252,10 @@
               <w:jc w:val="left"/>
             </w:pPr>
             <w:r>
+              <w:rPr>
+                <w:b w:val="false"/>
+                <w:bCs w:val="false"/>
+              </w:rPr>
               <w:t xml:space="preserve">GET</w:t>
             </w:r>
           </w:p>
@@ -1097,6 +1275,10 @@
               <w:jc w:val="left"/>
             </w:pPr>
             <w:r>
+              <w:rPr>
+                <w:b w:val="false"/>
+                <w:bCs w:val="false"/>
+              </w:rPr>
               <w:t xml:space="preserve">JWT</w:t>
             </w:r>
           </w:p>
@@ -1116,6 +1298,10 @@
               <w:jc w:val="left"/>
             </w:pPr>
             <w:r>
+              <w:rPr>
+                <w:b w:val="false"/>
+                <w:bCs w:val="false"/>
+              </w:rPr>
               <w:t xml:space="preserve">100/min</w:t>
             </w:r>
           </w:p>
@@ -1135,6 +1321,10 @@
               <w:jc w:val="left"/>
             </w:pPr>
             <w:r>
+              <w:rPr>
+                <w:b w:val="false"/>
+                <w:bCs w:val="false"/>
+              </w:rPr>
               <w:t xml:space="preserve">5min</w:t>
             </w:r>
           </w:p>
@@ -1154,6 +1344,10 @@
               <w:jc w:val="left"/>
             </w:pPr>
             <w:r>
+              <w:rPr>
+                <w:b w:val="false"/>
+                <w:bCs w:val="false"/>
+              </w:rPr>
               <w:t xml:space="preserve">JSON</w:t>
             </w:r>
           </w:p>
@@ -1173,6 +1367,10 @@
               <w:jc w:val="left"/>
             </w:pPr>
             <w:r>
+              <w:rPr>
+                <w:b w:val="false"/>
+                <w:bCs w:val="false"/>
+              </w:rPr>
               <w:t xml:space="preserve">Active</w:t>
             </w:r>
           </w:p>
@@ -1197,6 +1395,10 @@
               <w:jc w:val="left"/>
             </w:pPr>
             <w:r>
+              <w:rPr>
+                <w:b w:val="false"/>
+                <w:bCs w:val="false"/>
+              </w:rPr>
               <w:t xml:space="preserve">/users/:id</w:t>
             </w:r>
           </w:p>
@@ -1216,6 +1418,10 @@
               <w:jc w:val="left"/>
             </w:pPr>
             <w:r>
+              <w:rPr>
+                <w:b w:val="false"/>
+                <w:bCs w:val="false"/>
+              </w:rPr>
               <w:t xml:space="preserve">GET</w:t>
             </w:r>
           </w:p>
@@ -1235,6 +1441,10 @@
               <w:jc w:val="left"/>
             </w:pPr>
             <w:r>
+              <w:rPr>
+                <w:b w:val="false"/>
+                <w:bCs w:val="false"/>
+              </w:rPr>
               <w:t xml:space="preserve">JWT</w:t>
             </w:r>
           </w:p>
@@ -1254,6 +1464,10 @@
               <w:jc w:val="left"/>
             </w:pPr>
             <w:r>
+              <w:rPr>
+                <w:b w:val="false"/>
+                <w:bCs w:val="false"/>
+              </w:rPr>
               <w:t xml:space="preserve">200/min</w:t>
             </w:r>
           </w:p>
@@ -1273,6 +1487,10 @@
               <w:jc w:val="left"/>
             </w:pPr>
             <w:r>
+              <w:rPr>
+                <w:b w:val="false"/>
+                <w:bCs w:val="false"/>
+              </w:rPr>
               <w:t xml:space="preserve">2min</w:t>
             </w:r>
           </w:p>
@@ -1292,6 +1510,10 @@
               <w:jc w:val="left"/>
             </w:pPr>
             <w:r>
+              <w:rPr>
+                <w:b w:val="false"/>
+                <w:bCs w:val="false"/>
+              </w:rPr>
               <w:t xml:space="preserve">JSON</w:t>
             </w:r>
           </w:p>
@@ -1311,6 +1533,10 @@
               <w:jc w:val="left"/>
             </w:pPr>
             <w:r>
+              <w:rPr>
+                <w:b w:val="false"/>
+                <w:bCs w:val="false"/>
+              </w:rPr>
               <w:t xml:space="preserve">Active</w:t>
             </w:r>
           </w:p>
@@ -1335,6 +1561,10 @@
               <w:jc w:val="left"/>
             </w:pPr>
             <w:r>
+              <w:rPr>
+                <w:b w:val="false"/>
+                <w:bCs w:val="false"/>
+              </w:rPr>
               <w:t xml:space="preserve">/auth/login</w:t>
             </w:r>
           </w:p>
@@ -1354,6 +1584,10 @@
               <w:jc w:val="left"/>
             </w:pPr>
             <w:r>
+              <w:rPr>
+                <w:b w:val="false"/>
+                <w:bCs w:val="false"/>
+              </w:rPr>
               <w:t xml:space="preserve">POST</w:t>
             </w:r>
           </w:p>
@@ -1373,6 +1607,10 @@
               <w:jc w:val="left"/>
             </w:pPr>
             <w:r>
+              <w:rPr>
+                <w:b w:val="false"/>
+                <w:bCs w:val="false"/>
+              </w:rPr>
               <w:t xml:space="preserve">None</w:t>
             </w:r>
           </w:p>
@@ -1392,6 +1630,10 @@
               <w:jc w:val="left"/>
             </w:pPr>
             <w:r>
+              <w:rPr>
+                <w:b w:val="false"/>
+                <w:bCs w:val="false"/>
+              </w:rPr>
               <w:t xml:space="preserve">10/min</w:t>
             </w:r>
           </w:p>
@@ -1411,6 +1653,10 @@
               <w:jc w:val="left"/>
             </w:pPr>
             <w:r>
+              <w:rPr>
+                <w:b w:val="false"/>
+                <w:bCs w:val="false"/>
+              </w:rPr>
               <w:t xml:space="preserve">None</w:t>
             </w:r>
           </w:p>
@@ -1430,6 +1676,10 @@
               <w:jc w:val="left"/>
             </w:pPr>
             <w:r>
+              <w:rPr>
+                <w:b w:val="false"/>
+                <w:bCs w:val="false"/>
+              </w:rPr>
               <w:t xml:space="preserve">JSON</w:t>
             </w:r>
           </w:p>
@@ -1449,6 +1699,10 @@
               <w:jc w:val="left"/>
             </w:pPr>
             <w:r>
+              <w:rPr>
+                <w:b w:val="false"/>
+                <w:bCs w:val="false"/>
+              </w:rPr>
               <w:t xml:space="preserve">Active</w:t>
             </w:r>
           </w:p>
@@ -1473,6 +1727,10 @@
               <w:jc w:val="left"/>
             </w:pPr>
             <w:r>
+              <w:rPr>
+                <w:b w:val="false"/>
+                <w:bCs w:val="false"/>
+              </w:rPr>
               <w:t xml:space="preserve">/auth/refresh</w:t>
             </w:r>
           </w:p>
@@ -1492,6 +1750,10 @@
               <w:jc w:val="left"/>
             </w:pPr>
             <w:r>
+              <w:rPr>
+                <w:b w:val="false"/>
+                <w:bCs w:val="false"/>
+              </w:rPr>
               <w:t xml:space="preserve">POST</w:t>
             </w:r>
           </w:p>
@@ -1511,6 +1773,10 @@
               <w:jc w:val="left"/>
             </w:pPr>
             <w:r>
+              <w:rPr>
+                <w:b w:val="false"/>
+                <w:bCs w:val="false"/>
+              </w:rPr>
               <w:t xml:space="preserve">Refresh</w:t>
             </w:r>
           </w:p>
@@ -1530,6 +1796,10 @@
               <w:jc w:val="left"/>
             </w:pPr>
             <w:r>
+              <w:rPr>
+                <w:b w:val="false"/>
+                <w:bCs w:val="false"/>
+              </w:rPr>
               <w:t xml:space="preserve">20/min</w:t>
             </w:r>
           </w:p>
@@ -1549,6 +1819,10 @@
               <w:jc w:val="left"/>
             </w:pPr>
             <w:r>
+              <w:rPr>
+                <w:b w:val="false"/>
+                <w:bCs w:val="false"/>
+              </w:rPr>
               <w:t xml:space="preserve">None</w:t>
             </w:r>
           </w:p>
@@ -1568,6 +1842,10 @@
               <w:jc w:val="left"/>
             </w:pPr>
             <w:r>
+              <w:rPr>
+                <w:b w:val="false"/>
+                <w:bCs w:val="false"/>
+              </w:rPr>
               <w:t xml:space="preserve">JSON</w:t>
             </w:r>
           </w:p>
@@ -1587,6 +1865,10 @@
               <w:jc w:val="left"/>
             </w:pPr>
             <w:r>
+              <w:rPr>
+                <w:b w:val="false"/>
+                <w:bCs w:val="false"/>
+              </w:rPr>
               <w:t xml:space="preserve">Active</w:t>
             </w:r>
           </w:p>
@@ -2047,8 +2329,8 @@
       <w:szCs w:val="20"/>
     </w:rPr>
   </w:style>
-  <w:style w:type="paragraph" w:styleId="FolioCodeBlock">
-    <w:name w:val="Folio Code Block"/>
+  <w:style w:type="paragraph" w:styleId="CodeBlock">
+    <w:name w:val="Code Block"/>
     <w:basedOn w:val="Normal"/>
     <w:pPr>
       <w:spacing w:before="40" w:after="40" w:line="276"/>

--- a/packages/fidelity-lab/fixtures/007-core-tables/.output/document.docx
+++ b/packages/fidelity-lab/fixtures/007-core-tables/.output/document.docx
@@ -4,7 +4,7 @@
   <w:body>
     <w:p>
       <w:pPr>
-        <w:spacing w:after="120"/>
+        <w:spacing w:after="160"/>
       </w:pPr>
       <w:r>
         <w:t xml:space="preserve">Simple table:</w:t>
@@ -47,10 +47,6 @@
               <w:jc w:val="left"/>
             </w:pPr>
             <w:r>
-              <w:rPr>
-                <w:b/>
-                <w:bCs/>
-              </w:rPr>
               <w:t xml:space="preserve">Name</w:t>
             </w:r>
           </w:p>
@@ -71,10 +67,6 @@
               <w:jc w:val="left"/>
             </w:pPr>
             <w:r>
-              <w:rPr>
-                <w:b/>
-                <w:bCs/>
-              </w:rPr>
               <w:t xml:space="preserve">Role</w:t>
             </w:r>
           </w:p>
@@ -95,10 +87,6 @@
               <w:jc w:val="left"/>
             </w:pPr>
             <w:r>
-              <w:rPr>
-                <w:b/>
-                <w:bCs/>
-              </w:rPr>
               <w:t xml:space="preserve">Team</w:t>
             </w:r>
           </w:p>
@@ -123,10 +111,6 @@
               <w:jc w:val="left"/>
             </w:pPr>
             <w:r>
-              <w:rPr>
-                <w:b w:val="false"/>
-                <w:bCs w:val="false"/>
-              </w:rPr>
               <w:t xml:space="preserve">Alice</w:t>
             </w:r>
           </w:p>
@@ -146,10 +130,6 @@
               <w:jc w:val="left"/>
             </w:pPr>
             <w:r>
-              <w:rPr>
-                <w:b w:val="false"/>
-                <w:bCs w:val="false"/>
-              </w:rPr>
               <w:t xml:space="preserve">Engineer</w:t>
             </w:r>
           </w:p>
@@ -169,10 +149,6 @@
               <w:jc w:val="left"/>
             </w:pPr>
             <w:r>
-              <w:rPr>
-                <w:b w:val="false"/>
-                <w:bCs w:val="false"/>
-              </w:rPr>
               <w:t xml:space="preserve">Platform</w:t>
             </w:r>
           </w:p>
@@ -197,10 +173,6 @@
               <w:jc w:val="left"/>
             </w:pPr>
             <w:r>
-              <w:rPr>
-                <w:b w:val="false"/>
-                <w:bCs w:val="false"/>
-              </w:rPr>
               <w:t xml:space="preserve">Bob</w:t>
             </w:r>
           </w:p>
@@ -220,10 +192,6 @@
               <w:jc w:val="left"/>
             </w:pPr>
             <w:r>
-              <w:rPr>
-                <w:b w:val="false"/>
-                <w:bCs w:val="false"/>
-              </w:rPr>
               <w:t xml:space="preserve">Designer</w:t>
             </w:r>
           </w:p>
@@ -243,10 +211,6 @@
               <w:jc w:val="left"/>
             </w:pPr>
             <w:r>
-              <w:rPr>
-                <w:b w:val="false"/>
-                <w:bCs w:val="false"/>
-              </w:rPr>
               <w:t xml:space="preserve">Product</w:t>
             </w:r>
           </w:p>
@@ -271,10 +235,6 @@
               <w:jc w:val="left"/>
             </w:pPr>
             <w:r>
-              <w:rPr>
-                <w:b w:val="false"/>
-                <w:bCs w:val="false"/>
-              </w:rPr>
               <w:t xml:space="preserve">Carol</w:t>
             </w:r>
           </w:p>
@@ -294,10 +254,6 @@
               <w:jc w:val="left"/>
             </w:pPr>
             <w:r>
-              <w:rPr>
-                <w:b w:val="false"/>
-                <w:bCs w:val="false"/>
-              </w:rPr>
               <w:t xml:space="preserve">Manager</w:t>
             </w:r>
           </w:p>
@@ -317,10 +273,6 @@
               <w:jc w:val="left"/>
             </w:pPr>
             <w:r>
-              <w:rPr>
-                <w:b w:val="false"/>
-                <w:bCs w:val="false"/>
-              </w:rPr>
               <w:t xml:space="preserve">Engineering</w:t>
             </w:r>
           </w:p>
@@ -329,7 +281,7 @@
     </w:tbl>
     <w:p>
       <w:pPr>
-        <w:spacing w:after="120"/>
+        <w:spacing w:after="160"/>
       </w:pPr>
       <w:r>
         <w:t xml:space="preserve">Table with alignment:</w:t>
@@ -372,10 +324,6 @@
               <w:jc w:val="left"/>
             </w:pPr>
             <w:r>
-              <w:rPr>
-                <w:b/>
-                <w:bCs/>
-              </w:rPr>
               <w:t xml:space="preserve">Left</w:t>
             </w:r>
           </w:p>
@@ -396,10 +344,6 @@
               <w:jc w:val="center"/>
             </w:pPr>
             <w:r>
-              <w:rPr>
-                <w:b/>
-                <w:bCs/>
-              </w:rPr>
               <w:t xml:space="preserve">Center</w:t>
             </w:r>
           </w:p>
@@ -420,10 +364,6 @@
               <w:jc w:val="right"/>
             </w:pPr>
             <w:r>
-              <w:rPr>
-                <w:b/>
-                <w:bCs/>
-              </w:rPr>
               <w:t xml:space="preserve">Right</w:t>
             </w:r>
           </w:p>
@@ -448,10 +388,6 @@
               <w:jc w:val="left"/>
             </w:pPr>
             <w:r>
-              <w:rPr>
-                <w:b w:val="false"/>
-                <w:bCs w:val="false"/>
-              </w:rPr>
               <w:t xml:space="preserve">L1</w:t>
             </w:r>
           </w:p>
@@ -471,10 +407,6 @@
               <w:jc w:val="center"/>
             </w:pPr>
             <w:r>
-              <w:rPr>
-                <w:b w:val="false"/>
-                <w:bCs w:val="false"/>
-              </w:rPr>
               <w:t xml:space="preserve">C1</w:t>
             </w:r>
           </w:p>
@@ -494,10 +426,6 @@
               <w:jc w:val="right"/>
             </w:pPr>
             <w:r>
-              <w:rPr>
-                <w:b w:val="false"/>
-                <w:bCs w:val="false"/>
-              </w:rPr>
               <w:t xml:space="preserve">R1</w:t>
             </w:r>
           </w:p>
@@ -522,10 +450,6 @@
               <w:jc w:val="left"/>
             </w:pPr>
             <w:r>
-              <w:rPr>
-                <w:b w:val="false"/>
-                <w:bCs w:val="false"/>
-              </w:rPr>
               <w:t xml:space="preserve">L2</w:t>
             </w:r>
           </w:p>
@@ -545,10 +469,6 @@
               <w:jc w:val="center"/>
             </w:pPr>
             <w:r>
-              <w:rPr>
-                <w:b w:val="false"/>
-                <w:bCs w:val="false"/>
-              </w:rPr>
               <w:t xml:space="preserve">C2</w:t>
             </w:r>
           </w:p>
@@ -568,10 +488,6 @@
               <w:jc w:val="right"/>
             </w:pPr>
             <w:r>
-              <w:rPr>
-                <w:b w:val="false"/>
-                <w:bCs w:val="false"/>
-              </w:rPr>
               <w:t xml:space="preserve">R2</w:t>
             </w:r>
           </w:p>
@@ -596,10 +512,6 @@
               <w:jc w:val="left"/>
             </w:pPr>
             <w:r>
-              <w:rPr>
-                <w:b w:val="false"/>
-                <w:bCs w:val="false"/>
-              </w:rPr>
               <w:t xml:space="preserve">L3</w:t>
             </w:r>
           </w:p>
@@ -619,10 +531,6 @@
               <w:jc w:val="center"/>
             </w:pPr>
             <w:r>
-              <w:rPr>
-                <w:b w:val="false"/>
-                <w:bCs w:val="false"/>
-              </w:rPr>
               <w:t xml:space="preserve">C3</w:t>
             </w:r>
           </w:p>
@@ -642,10 +550,6 @@
               <w:jc w:val="right"/>
             </w:pPr>
             <w:r>
-              <w:rPr>
-                <w:b w:val="false"/>
-                <w:bCs w:val="false"/>
-              </w:rPr>
               <w:t xml:space="preserve">R3</w:t>
             </w:r>
           </w:p>
@@ -654,7 +558,7 @@
     </w:tbl>
     <w:p>
       <w:pPr>
-        <w:spacing w:after="120"/>
+        <w:spacing w:after="160"/>
       </w:pPr>
       <w:r>
         <w:t xml:space="preserve">Table with inline formatting:</w:t>
@@ -697,10 +601,6 @@
               <w:jc w:val="left"/>
             </w:pPr>
             <w:r>
-              <w:rPr>
-                <w:b/>
-                <w:bCs/>
-              </w:rPr>
               <w:t xml:space="preserve">Feature</w:t>
             </w:r>
           </w:p>
@@ -721,10 +621,6 @@
               <w:jc w:val="left"/>
             </w:pPr>
             <w:r>
-              <w:rPr>
-                <w:b/>
-                <w:bCs/>
-              </w:rPr>
               <w:t xml:space="preserve">Status</w:t>
             </w:r>
           </w:p>
@@ -745,10 +641,6 @@
               <w:jc w:val="left"/>
             </w:pPr>
             <w:r>
-              <w:rPr>
-                <w:b/>
-                <w:bCs/>
-              </w:rPr>
               <w:t xml:space="preserve">Notes</w:t>
             </w:r>
           </w:p>
@@ -773,10 +665,6 @@
               <w:jc w:val="left"/>
             </w:pPr>
             <w:r>
-              <w:rPr>
-                <w:b/>
-                <w:bCs/>
-              </w:rPr>
               <w:t xml:space="preserve">Authentication</w:t>
             </w:r>
           </w:p>
@@ -796,10 +684,6 @@
               <w:jc w:val="left"/>
             </w:pPr>
             <w:r>
-              <w:rPr>
-                <w:b w:val="false"/>
-                <w:bCs w:val="false"/>
-              </w:rPr>
               <w:t xml:space="preserve">✅ Done</w:t>
             </w:r>
           </w:p>
@@ -819,26 +703,18 @@
               <w:jc w:val="left"/>
             </w:pPr>
             <w:r>
-              <w:rPr>
-                <w:b w:val="false"/>
-                <w:bCs w:val="false"/>
-              </w:rPr>
               <w:t xml:space="preserve">Uses </w:t>
             </w:r>
             <w:r>
               <w:rPr>
                 <w:sz w:val="20"/>
                 <w:szCs w:val="20"/>
-                <w:rFonts w:ascii="Consolas" w:cs="Consolas" w:eastAsia="Consolas" w:hAnsi="Consolas"/>
+                <w:rFonts w:ascii="JetBrains Mono" w:cs="JetBrains Mono" w:eastAsia="JetBrains Mono" w:hAnsi="JetBrains Mono"/>
                 <w:shd w:fill="F3F4F6" w:color="auto" w:val="clear"/>
               </w:rPr>
               <w:t xml:space="preserve">JWT</w:t>
             </w:r>
             <w:r>
-              <w:rPr>
-                <w:b w:val="false"/>
-                <w:bCs w:val="false"/>
-              </w:rPr>
               <w:t xml:space="preserve"> tokens</w:t>
             </w:r>
           </w:p>
@@ -864,8 +740,6 @@
             </w:pPr>
             <w:r>
               <w:rPr>
-                <w:b w:val="false"/>
-                <w:bCs w:val="false"/>
                 <w:i/>
                 <w:iCs/>
               </w:rPr>
@@ -888,10 +762,6 @@
               <w:jc w:val="left"/>
             </w:pPr>
             <w:r>
-              <w:rPr>
-                <w:b w:val="false"/>
-                <w:bCs w:val="false"/>
-              </w:rPr>
               <w:t xml:space="preserve">🔄 In Progress</w:t>
             </w:r>
           </w:p>
@@ -910,11 +780,9 @@
               <w:spacing w:before="40" w:after="40"/>
               <w:jc w:val="left"/>
             </w:pPr>
-            <w:hyperlink w:history="1" r:id="rId9sm_aiuwhzm3zgrddlzzn">
+            <w:hyperlink w:history="1" r:id="rId3k1vpumpicly4s6ddfw95">
               <w:r>
                 <w:rPr>
-                  <w:b w:val="false"/>
-                  <w:bCs w:val="false"/>
                   <w:u w:val="single"/>
                   <w:color w:val="2563EB"/>
                   <w:rStyle w:val="Hyperlink"/>
@@ -923,10 +791,6 @@
               </w:r>
             </w:hyperlink>
             <w:r>
-              <w:rPr>
-                <w:b w:val="false"/>
-                <w:bCs w:val="false"/>
-              </w:rPr>
               <w:t xml:space="preserve"> based</w:t>
             </w:r>
           </w:p>
@@ -952,8 +816,6 @@
             </w:pPr>
             <w:r>
               <w:rPr>
-                <w:b w:val="false"/>
-                <w:bCs w:val="false"/>
                 <w:strike/>
               </w:rPr>
               <w:t xml:space="preserve">Legacy Auth</w:t>
@@ -975,10 +837,6 @@
               <w:jc w:val="left"/>
             </w:pPr>
             <w:r>
-              <w:rPr>
-                <w:b w:val="false"/>
-                <w:bCs w:val="false"/>
-              </w:rPr>
               <w:t xml:space="preserve">❌ Removed</w:t>
             </w:r>
           </w:p>
@@ -998,10 +856,6 @@
               <w:jc w:val="left"/>
             </w:pPr>
             <w:r>
-              <w:rPr>
-                <w:b w:val="false"/>
-                <w:bCs w:val="false"/>
-              </w:rPr>
               <w:t xml:space="preserve">Deprecated in v2</w:t>
             </w:r>
           </w:p>
@@ -1010,7 +864,7 @@
     </w:tbl>
     <w:p>
       <w:pPr>
-        <w:spacing w:after="120"/>
+        <w:spacing w:after="160"/>
       </w:pPr>
       <w:r>
         <w:t xml:space="preserve">Wide table (many columns):</w:t>
@@ -1057,10 +911,6 @@
               <w:jc w:val="left"/>
             </w:pPr>
             <w:r>
-              <w:rPr>
-                <w:b/>
-                <w:bCs/>
-              </w:rPr>
               <w:t xml:space="preserve">API</w:t>
             </w:r>
           </w:p>
@@ -1081,10 +931,6 @@
               <w:jc w:val="left"/>
             </w:pPr>
             <w:r>
-              <w:rPr>
-                <w:b/>
-                <w:bCs/>
-              </w:rPr>
               <w:t xml:space="preserve">Method</w:t>
             </w:r>
           </w:p>
@@ -1105,10 +951,6 @@
               <w:jc w:val="left"/>
             </w:pPr>
             <w:r>
-              <w:rPr>
-                <w:b/>
-                <w:bCs/>
-              </w:rPr>
               <w:t xml:space="preserve">Auth</w:t>
             </w:r>
           </w:p>
@@ -1129,10 +971,6 @@
               <w:jc w:val="left"/>
             </w:pPr>
             <w:r>
-              <w:rPr>
-                <w:b/>
-                <w:bCs/>
-              </w:rPr>
               <w:t xml:space="preserve">Rate Limit</w:t>
             </w:r>
           </w:p>
@@ -1153,10 +991,6 @@
               <w:jc w:val="left"/>
             </w:pPr>
             <w:r>
-              <w:rPr>
-                <w:b/>
-                <w:bCs/>
-              </w:rPr>
               <w:t xml:space="preserve">Cache</w:t>
             </w:r>
           </w:p>
@@ -1177,10 +1011,6 @@
               <w:jc w:val="left"/>
             </w:pPr>
             <w:r>
-              <w:rPr>
-                <w:b/>
-                <w:bCs/>
-              </w:rPr>
               <w:t xml:space="preserve">Response</w:t>
             </w:r>
           </w:p>
@@ -1201,10 +1031,6 @@
               <w:jc w:val="left"/>
             </w:pPr>
             <w:r>
-              <w:rPr>
-                <w:b/>
-                <w:bCs/>
-              </w:rPr>
               <w:t xml:space="preserve">Status</w:t>
             </w:r>
           </w:p>
@@ -1229,10 +1055,6 @@
               <w:jc w:val="left"/>
             </w:pPr>
             <w:r>
-              <w:rPr>
-                <w:b w:val="false"/>
-                <w:bCs w:val="false"/>
-              </w:rPr>
               <w:t xml:space="preserve">/users</w:t>
             </w:r>
           </w:p>
@@ -1252,10 +1074,6 @@
               <w:jc w:val="left"/>
             </w:pPr>
             <w:r>
-              <w:rPr>
-                <w:b w:val="false"/>
-                <w:bCs w:val="false"/>
-              </w:rPr>
               <w:t xml:space="preserve">GET</w:t>
             </w:r>
           </w:p>
@@ -1275,10 +1093,6 @@
               <w:jc w:val="left"/>
             </w:pPr>
             <w:r>
-              <w:rPr>
-                <w:b w:val="false"/>
-                <w:bCs w:val="false"/>
-              </w:rPr>
               <w:t xml:space="preserve">JWT</w:t>
             </w:r>
           </w:p>
@@ -1298,10 +1112,6 @@
               <w:jc w:val="left"/>
             </w:pPr>
             <w:r>
-              <w:rPr>
-                <w:b w:val="false"/>
-                <w:bCs w:val="false"/>
-              </w:rPr>
               <w:t xml:space="preserve">100/min</w:t>
             </w:r>
           </w:p>
@@ -1321,10 +1131,6 @@
               <w:jc w:val="left"/>
             </w:pPr>
             <w:r>
-              <w:rPr>
-                <w:b w:val="false"/>
-                <w:bCs w:val="false"/>
-              </w:rPr>
               <w:t xml:space="preserve">5min</w:t>
             </w:r>
           </w:p>
@@ -1344,10 +1150,6 @@
               <w:jc w:val="left"/>
             </w:pPr>
             <w:r>
-              <w:rPr>
-                <w:b w:val="false"/>
-                <w:bCs w:val="false"/>
-              </w:rPr>
               <w:t xml:space="preserve">JSON</w:t>
             </w:r>
           </w:p>
@@ -1367,10 +1169,6 @@
               <w:jc w:val="left"/>
             </w:pPr>
             <w:r>
-              <w:rPr>
-                <w:b w:val="false"/>
-                <w:bCs w:val="false"/>
-              </w:rPr>
               <w:t xml:space="preserve">Active</w:t>
             </w:r>
           </w:p>
@@ -1395,33 +1193,28 @@
               <w:jc w:val="left"/>
             </w:pPr>
             <w:r>
-              <w:rPr>
-                <w:b w:val="false"/>
-                <w:bCs w:val="false"/>
-              </w:rPr>
-              <w:t xml:space="preserve">/users/:id</w:t>
-            </w:r>
-          </w:p>
-        </w:tc>
-        <w:tc>
-          <w:tcPr>
-            <w:tcBorders>
-              <w:top w:val="single" w:color="D1D5DB" w:sz="1"/>
-              <w:left w:val="single" w:color="D1D5DB" w:sz="1"/>
-              <w:bottom w:val="single" w:color="D1D5DB" w:sz="1"/>
-              <w:right w:val="single" w:color="D1D5DB" w:sz="1"/>
-            </w:tcBorders>
-          </w:tcPr>
-          <w:p>
-            <w:pPr>
-              <w:spacing w:before="40" w:after="40"/>
-              <w:jc w:val="left"/>
-            </w:pPr>
-            <w:r>
-              <w:rPr>
-                <w:b w:val="false"/>
-                <w:bCs w:val="false"/>
-              </w:rPr>
+              <w:t xml:space="preserve">/users/</w:t>
+            </w:r>
+            <w:r>
+              <w:t xml:space="preserve">:id</w:t>
+            </w:r>
+          </w:p>
+        </w:tc>
+        <w:tc>
+          <w:tcPr>
+            <w:tcBorders>
+              <w:top w:val="single" w:color="D1D5DB" w:sz="1"/>
+              <w:left w:val="single" w:color="D1D5DB" w:sz="1"/>
+              <w:bottom w:val="single" w:color="D1D5DB" w:sz="1"/>
+              <w:right w:val="single" w:color="D1D5DB" w:sz="1"/>
+            </w:tcBorders>
+          </w:tcPr>
+          <w:p>
+            <w:pPr>
+              <w:spacing w:before="40" w:after="40"/>
+              <w:jc w:val="left"/>
+            </w:pPr>
+            <w:r>
               <w:t xml:space="preserve">GET</w:t>
             </w:r>
           </w:p>
@@ -1441,10 +1234,6 @@
               <w:jc w:val="left"/>
             </w:pPr>
             <w:r>
-              <w:rPr>
-                <w:b w:val="false"/>
-                <w:bCs w:val="false"/>
-              </w:rPr>
               <w:t xml:space="preserve">JWT</w:t>
             </w:r>
           </w:p>
@@ -1464,10 +1253,6 @@
               <w:jc w:val="left"/>
             </w:pPr>
             <w:r>
-              <w:rPr>
-                <w:b w:val="false"/>
-                <w:bCs w:val="false"/>
-              </w:rPr>
               <w:t xml:space="preserve">200/min</w:t>
             </w:r>
           </w:p>
@@ -1487,10 +1272,6 @@
               <w:jc w:val="left"/>
             </w:pPr>
             <w:r>
-              <w:rPr>
-                <w:b w:val="false"/>
-                <w:bCs w:val="false"/>
-              </w:rPr>
               <w:t xml:space="preserve">2min</w:t>
             </w:r>
           </w:p>
@@ -1510,10 +1291,6 @@
               <w:jc w:val="left"/>
             </w:pPr>
             <w:r>
-              <w:rPr>
-                <w:b w:val="false"/>
-                <w:bCs w:val="false"/>
-              </w:rPr>
               <w:t xml:space="preserve">JSON</w:t>
             </w:r>
           </w:p>
@@ -1533,10 +1310,6 @@
               <w:jc w:val="left"/>
             </w:pPr>
             <w:r>
-              <w:rPr>
-                <w:b w:val="false"/>
-                <w:bCs w:val="false"/>
-              </w:rPr>
               <w:t xml:space="preserve">Active</w:t>
             </w:r>
           </w:p>
@@ -1561,10 +1334,6 @@
               <w:jc w:val="left"/>
             </w:pPr>
             <w:r>
-              <w:rPr>
-                <w:b w:val="false"/>
-                <w:bCs w:val="false"/>
-              </w:rPr>
               <w:t xml:space="preserve">/auth/login</w:t>
             </w:r>
           </w:p>
@@ -1584,10 +1353,6 @@
               <w:jc w:val="left"/>
             </w:pPr>
             <w:r>
-              <w:rPr>
-                <w:b w:val="false"/>
-                <w:bCs w:val="false"/>
-              </w:rPr>
               <w:t xml:space="preserve">POST</w:t>
             </w:r>
           </w:p>
@@ -1607,10 +1372,6 @@
               <w:jc w:val="left"/>
             </w:pPr>
             <w:r>
-              <w:rPr>
-                <w:b w:val="false"/>
-                <w:bCs w:val="false"/>
-              </w:rPr>
               <w:t xml:space="preserve">None</w:t>
             </w:r>
           </w:p>
@@ -1630,10 +1391,6 @@
               <w:jc w:val="left"/>
             </w:pPr>
             <w:r>
-              <w:rPr>
-                <w:b w:val="false"/>
-                <w:bCs w:val="false"/>
-              </w:rPr>
               <w:t xml:space="preserve">10/min</w:t>
             </w:r>
           </w:p>
@@ -1653,10 +1410,6 @@
               <w:jc w:val="left"/>
             </w:pPr>
             <w:r>
-              <w:rPr>
-                <w:b w:val="false"/>
-                <w:bCs w:val="false"/>
-              </w:rPr>
               <w:t xml:space="preserve">None</w:t>
             </w:r>
           </w:p>
@@ -1676,10 +1429,6 @@
               <w:jc w:val="left"/>
             </w:pPr>
             <w:r>
-              <w:rPr>
-                <w:b w:val="false"/>
-                <w:bCs w:val="false"/>
-              </w:rPr>
               <w:t xml:space="preserve">JSON</w:t>
             </w:r>
           </w:p>
@@ -1699,10 +1448,6 @@
               <w:jc w:val="left"/>
             </w:pPr>
             <w:r>
-              <w:rPr>
-                <w:b w:val="false"/>
-                <w:bCs w:val="false"/>
-              </w:rPr>
               <w:t xml:space="preserve">Active</w:t>
             </w:r>
           </w:p>
@@ -1727,10 +1472,6 @@
               <w:jc w:val="left"/>
             </w:pPr>
             <w:r>
-              <w:rPr>
-                <w:b w:val="false"/>
-                <w:bCs w:val="false"/>
-              </w:rPr>
               <w:t xml:space="preserve">/auth/refresh</w:t>
             </w:r>
           </w:p>
@@ -1750,10 +1491,6 @@
               <w:jc w:val="left"/>
             </w:pPr>
             <w:r>
-              <w:rPr>
-                <w:b w:val="false"/>
-                <w:bCs w:val="false"/>
-              </w:rPr>
               <w:t xml:space="preserve">POST</w:t>
             </w:r>
           </w:p>
@@ -1773,10 +1510,6 @@
               <w:jc w:val="left"/>
             </w:pPr>
             <w:r>
-              <w:rPr>
-                <w:b w:val="false"/>
-                <w:bCs w:val="false"/>
-              </w:rPr>
               <w:t xml:space="preserve">Refresh</w:t>
             </w:r>
           </w:p>
@@ -1796,10 +1529,6 @@
               <w:jc w:val="left"/>
             </w:pPr>
             <w:r>
-              <w:rPr>
-                <w:b w:val="false"/>
-                <w:bCs w:val="false"/>
-              </w:rPr>
               <w:t xml:space="preserve">20/min</w:t>
             </w:r>
           </w:p>
@@ -1819,10 +1548,6 @@
               <w:jc w:val="left"/>
             </w:pPr>
             <w:r>
-              <w:rPr>
-                <w:b w:val="false"/>
-                <w:bCs w:val="false"/>
-              </w:rPr>
               <w:t xml:space="preserve">None</w:t>
             </w:r>
           </w:p>
@@ -1842,10 +1567,6 @@
               <w:jc w:val="left"/>
             </w:pPr>
             <w:r>
-              <w:rPr>
-                <w:b w:val="false"/>
-                <w:bCs w:val="false"/>
-              </w:rPr>
               <w:t xml:space="preserve">JSON</w:t>
             </w:r>
           </w:p>
@@ -1865,10 +1586,6 @@
               <w:jc w:val="left"/>
             </w:pPr>
             <w:r>
-              <w:rPr>
-                <w:b w:val="false"/>
-                <w:bCs w:val="false"/>
-              </w:rPr>
               <w:t xml:space="preserve">Active</w:t>
             </w:r>
           </w:p>
@@ -2192,8 +1909,19 @@
 <file path=word/styles.xml><?xml version="1.0" encoding="utf-8"?>
 <w:styles xmlns:mc="http://schemas.openxmlformats.org/markup-compatibility/2006" xmlns:r="http://schemas.openxmlformats.org/officeDocument/2006/relationships" xmlns:w="http://schemas.openxmlformats.org/wordprocessingml/2006/main" xmlns:w14="http://schemas.microsoft.com/office/word/2010/wordml" xmlns:w15="http://schemas.microsoft.com/office/word/2012/wordml" mc:Ignorable="w14 w15">
   <w:docDefaults>
-    <w:rPrDefault/>
-    <w:pPrDefault/>
+    <w:rPrDefault>
+      <w:rPr>
+        <w:color w:val="1A1A1A"/>
+        <w:sz w:val="22"/>
+        <w:szCs w:val="22"/>
+        <w:rFonts w:ascii="Arial" w:cs="Arial" w:eastAsia="Arial" w:hAnsi="Arial"/>
+      </w:rPr>
+    </w:rPrDefault>
+    <w:pPrDefault>
+      <w:pPr>
+        <w:spacing w:line="360"/>
+      </w:pPr>
+    </w:pPrDefault>
   </w:docDefaults>
   <w:style w:type="paragraph" w:styleId="Title">
     <w:name w:val="Title"/>
@@ -2341,5 +2069,44 @@
       <w:rFonts w:ascii="Consolas" w:cs="Consolas" w:eastAsia="Consolas" w:hAnsi="Consolas"/>
     </w:rPr>
   </w:style>
+  <w:style w:type="paragraph" w:styleId="Heading1">
+    <w:name w:val="Heading 1"/>
+    <w:basedOn w:val="Normal"/>
+    <w:next w:val="Normal"/>
+    <w:qFormat/>
+    <w:rPr>
+      <w:b/>
+      <w:bCs/>
+      <w:sz w:val="48"/>
+      <w:szCs w:val="48"/>
+      <w:rFonts w:ascii="Arial" w:cs="Arial" w:eastAsia="Arial" w:hAnsi="Arial"/>
+    </w:rPr>
+  </w:style>
+  <w:style w:type="paragraph" w:styleId="Heading2">
+    <w:name w:val="Heading 2"/>
+    <w:basedOn w:val="Normal"/>
+    <w:next w:val="Normal"/>
+    <w:qFormat/>
+    <w:rPr>
+      <w:b/>
+      <w:bCs/>
+      <w:sz w:val="36"/>
+      <w:szCs w:val="36"/>
+      <w:rFonts w:ascii="Arial" w:cs="Arial" w:eastAsia="Arial" w:hAnsi="Arial"/>
+    </w:rPr>
+  </w:style>
+  <w:style w:type="paragraph" w:styleId="Heading3">
+    <w:name w:val="Heading 3"/>
+    <w:basedOn w:val="Normal"/>
+    <w:next w:val="Normal"/>
+    <w:qFormat/>
+    <w:rPr>
+      <w:b/>
+      <w:bCs/>
+      <w:sz w:val="28"/>
+      <w:szCs w:val="28"/>
+      <w:rFonts w:ascii="Arial" w:cs="Arial" w:eastAsia="Arial" w:hAnsi="Arial"/>
+    </w:rPr>
+  </w:style>
 </w:styles>
 </file>